--- a/InStarDevops.docx
+++ b/InStarDevops.docx
@@ -13,12 +13,7 @@
         <w:t>InStar</w:t>
       </w:r>
       <w:r>
-        <w:t xml:space="preserve"> 本地开发与运维命令</w:t>
-      </w:r>
-      <w:bookmarkStart w:id="0" w:name="_GoBack"/>
-      <w:bookmarkEnd w:id="0"/>
-      <w:r>
-        <w:t>手册</w:t>
+        <w:t xml:space="preserve"> 本地开发与运维命令手册</w:t>
       </w:r>
     </w:p>
     <w:p>
@@ -27,13 +22,10 @@
       </w:r>
     </w:p>
     <w:p>
+      <w:bookmarkStart w:id="0" w:name="_GoBack"/>
+      <w:bookmarkEnd w:id="0"/>
       <w:r>
-        <w:t>用途：指导 macOS 开发人员完成 Codex 插件的构建、注册、安装、测试、卸载、重新安装、故障排查和版本追踪。</w:t>
-      </w:r>
-    </w:p>
-    <w:p>
-      <w:r>
-        <w:t>适用边界：本手册沿用当前 InStar 开发环境的本地 Marketplace 工作流。不同 Codex CLI 版本可能支持不同子命令与 JSON 字段；以本机 codex plugin --help 的实际输出为准。</w:t>
+        <w:t>适用边界：本手册沿用当前 InStar 开发环境的本地 Marketplace 工作流。</w:t>
       </w:r>
     </w:p>
     <w:p>
@@ -1510,88 +1502,6 @@
         <w:pStyle w:val="3"/>
       </w:pPr>
       <w:r>
-        <w:t>7. 场景 E：真实宿主功能测试</w:t>
-      </w:r>
-    </w:p>
-    <w:tbl>
-      <w:tblPr>
-        <w:tblStyle w:val="33"/>
-        <w:tblW w:w="0" w:type="auto"/>
-        <w:tblInd w:w="0" w:type="dxa"/>
-        <w:tblBorders>
-          <w:top w:val="single" w:color="auto" w:sz="4" w:space="0"/>
-          <w:left w:val="single" w:color="auto" w:sz="4" w:space="0"/>
-          <w:bottom w:val="single" w:color="auto" w:sz="4" w:space="0"/>
-          <w:right w:val="single" w:color="auto" w:sz="4" w:space="0"/>
-          <w:insideH w:val="single" w:color="auto" w:sz="4" w:space="0"/>
-          <w:insideV w:val="single" w:color="auto" w:sz="4" w:space="0"/>
-        </w:tblBorders>
-        <w:tblLayout w:type="autofit"/>
-        <w:tblCellMar>
-          <w:top w:w="0" w:type="dxa"/>
-          <w:left w:w="108" w:type="dxa"/>
-          <w:bottom w:w="0" w:type="dxa"/>
-          <w:right w:w="108" w:type="dxa"/>
-        </w:tblCellMar>
-      </w:tblPr>
-      <w:tblGrid>
-        <w:gridCol w:w="9936"/>
-      </w:tblGrid>
-      <w:tr>
-        <w:tc>
-          <w:tcPr>
-            <w:tcW w:w="9936" w:type="dxa"/>
-          </w:tcPr>
-          <w:p>
-            <w:pPr>
-              <w:spacing w:after="0" w:line="240" w:lineRule="auto"/>
-            </w:pPr>
-            <w:r>
-              <w:rPr>
-                <w:rFonts w:ascii="Courier New" w:hAnsi="Courier New"/>
-                <w:sz w:val="16"/>
-              </w:rPr>
-              <w:t>cd "$HOME/workspace/instar-m3/fixtures/backend-python"</w:t>
-            </w:r>
-            <w:r>
-              <w:rPr>
-                <w:rFonts w:ascii="Courier New" w:hAnsi="Courier New"/>
-                <w:sz w:val="16"/>
-              </w:rPr>
-              <w:br w:type="textWrapping"/>
-            </w:r>
-            <w:r>
-              <w:rPr>
-                <w:rFonts w:ascii="Courier New" w:hAnsi="Courier New"/>
-                <w:sz w:val="16"/>
-              </w:rPr>
-              <w:t>codex</w:t>
-            </w:r>
-          </w:p>
-        </w:tc>
-      </w:tr>
-    </w:tbl>
-    <w:p/>
-    <w:p>
-      <w:r>
-        <w:t>在 Codex 交互界面中尝试 /plugins（若当前版本支持），检查 InStar 是否可见；再请求列出 InStar Skills 及其来源路径。</w:t>
-      </w:r>
-    </w:p>
-    <w:p>
-      <w:r>
-        <w:t>Smoke 验证建议：调用 spec-discover 或已安装的等价只读 Skill，要求仅分析当前项目、不修改代码；随后检查调用记录、输出和错误日志。</w:t>
-      </w:r>
-    </w:p>
-    <w:p>
-      <w:r>
-        <w:t>正式 M3 验收应进一步覆盖：SPEC 审批→代码修改→单测→故障注入→质量门禁阻断→修复→统一报告。仅能列出 Skill 不等于完整验证通过。</w:t>
-      </w:r>
-    </w:p>
-    <w:p>
-      <w:pPr>
-        <w:pStyle w:val="3"/>
-      </w:pPr>
-      <w:r>
         <w:t>8. 场景 F：故障排查</w:t>
       </w:r>
     </w:p>
@@ -2334,19 +2244,7 @@
         <w:t>修改源码 → npm run check → npm run build → npm test → npm run test:release → 审查并执行 release → 本地卸载/重新安装 → 新会话 Smoke → 保存证据。</w:t>
       </w:r>
     </w:p>
-    <w:p>
-      <w:pPr>
-        <w:pStyle w:val="3"/>
-      </w:pPr>
-      <w:r>
-        <w:t>附录 B：命令兼容性说明</w:t>
-      </w:r>
-    </w:p>
-    <w:p>
-      <w:r>
-        <w:t>本手册中的 codex plugin marketplace/add/remove/list 命令沿用当前项目此前采用的 Codex 插件工作流；若本机命令不被识别，以 codex --help 和 codex plugin --help 为准，切勿将示例 JSON 过滤表达式视为稳定接口。</w:t>
-      </w:r>
-    </w:p>
+    <w:p/>
     <w:sectPr>
       <w:footerReference r:id="rId5" w:type="default"/>
       <w:pgSz w:w="12240" w:h="15840"/>
